--- a/blog-module/blog-entries/20260312J/Lewis vs Leclerc.docx
+++ b/blog-module/blog-entries/20260312J/Lewis vs Leclerc.docx
@@ -40,36 +40,78 @@
       <w:pPr>
         <w:pStyle w:val="a5"/>
         <w:rPr>
+          <w:lang w:val="el-GR"/>
+        </w:rPr>
+      </w:pPr>
+      <w:r>
+        <w:rPr>
           <w:lang w:val="de-DE"/>
         </w:rPr>
-      </w:pPr>
+        <w:t>CL</w:t>
+      </w:r>
+      <w:r>
+        <w:rPr>
+          <w:lang w:val="el-GR"/>
+        </w:rPr>
+        <w:t xml:space="preserve">16 </w:t>
+      </w:r>
       <w:r>
         <w:rPr>
           <w:lang w:val="de-DE"/>
         </w:rPr>
-        <w:t>CL16 vs LH44</w:t>
-      </w:r>
-    </w:p>
-    <w:p>
-      <w:pPr>
-        <w:pStyle w:val="Textbody"/>
+        <w:t>vs</w:t>
+      </w:r>
+      <w:r>
         <w:rPr>
           <w:lang w:val="el-GR"/>
         </w:rPr>
-      </w:pPr>
-    </w:p>
-    <w:p>
-      <w:pPr>
-        <w:pStyle w:val="Textbody"/>
+        <w:t xml:space="preserve"> </w:t>
+      </w:r>
+      <w:r>
+        <w:rPr>
+          <w:lang w:val="de-DE"/>
+        </w:rPr>
+        <w:t>LH</w:t>
+      </w:r>
+      <w:r>
         <w:rPr>
           <w:lang w:val="el-GR"/>
         </w:rPr>
-      </w:pPr>
-      <w:r>
+        <w:t>44</w:t>
+      </w:r>
+    </w:p>
+    <w:p>
+      <w:pPr>
+        <w:pStyle w:val="Textbody"/>
         <w:rPr>
           <w:lang w:val="el-GR"/>
         </w:rPr>
-        <w:t>Η αυλαία έπεσε και το 2026 έδωσε στην Formula 1 το έναρξη για μία νέα εποχή, μία εποχή όπου ακόμα δεν έχει βάλει γερά θεμέλια, με κάποιους κανονισμούς να δείχνουν ότι θα διαφοροποιηθούν.</w:t>
+      </w:pPr>
+    </w:p>
+    <w:p>
+      <w:pPr>
+        <w:pStyle w:val="Textbody"/>
+        <w:rPr>
+          <w:lang w:val="el-GR"/>
+        </w:rPr>
+      </w:pPr>
+      <w:r>
+        <w:rPr>
+          <w:lang w:val="el-GR"/>
+        </w:rPr>
+        <w:t xml:space="preserve">Η αυλαία έπεσε και το 2026 έδωσε στην Formula 1 </w:t>
+      </w:r>
+      <w:r>
+        <w:rPr>
+          <w:lang w:val="el-GR"/>
+        </w:rPr>
+        <w:t>η</w:t>
+      </w:r>
+      <w:r>
+        <w:rPr>
+          <w:lang w:val="el-GR"/>
+        </w:rPr>
+        <w:t xml:space="preserve"> έναρξη για μία νέα εποχή, μία εποχή όπου ακόμα δεν έχει βάλει γερά θεμέλια, με κάποιους κανονισμούς να δείχνουν ότι θα διαφοροποιηθούν.</w:t>
       </w:r>
     </w:p>
     <w:p>

--- a/blog-module/blog-entries/20260312J/Lewis vs Leclerc.docx
+++ b/blog-module/blog-entries/20260312J/Lewis vs Leclerc.docx
@@ -13,7 +13,7 @@
         <w:rPr>
           <w:lang w:val="de-DE"/>
         </w:rPr>
-        <w:t>Random</w:t>
+        <w:t>Drivers</w:t>
       </w:r>
       <w:r>
         <w:rPr>
@@ -25,7 +25,7 @@
         <w:rPr>
           <w:lang w:val="de-DE"/>
         </w:rPr>
-        <w:t>Misc</w:t>
+        <w:t>Head2Head</w:t>
       </w:r>
     </w:p>
     <w:p>
@@ -127,15 +127,7 @@
         <w:pStyle w:val="Textbody"/>
       </w:pPr>
       <w:r>
-        <w:t xml:space="preserve">Στον αγώνα, μεγάλο ενδιαφέρον παρουσίασε ο ρυθμός του Lewis στο δεύτερο μισό του αγώνα. Εμείς, όπως ξέρετε, δεν τα αφήνουμε αυτά, και σε αυτό το άρθρο θα εμβαθύνουμε στο </w:t>
-      </w:r>
-      <w:proofErr w:type="gramStart"/>
-      <w:r>
-        <w:t>head to head</w:t>
-      </w:r>
-      <w:proofErr w:type="gramEnd"/>
-      <w:r>
-        <w:t xml:space="preserve"> … Leclerc vs Hamilton.</w:t>
+        <w:t>Στον αγώνα, μεγάλο ενδιαφέρον παρουσίασε ο ρυθμός του Lewis στο δεύτερο μισό του αγώνα. Εμείς, όπως ξέρετε, δεν τα αφήνουμε αυτά, και σε αυτό το άρθρο θα εμβαθύνουμε στο head to head … Leclerc vs Hamilton.</w:t>
       </w:r>
     </w:p>
     <w:p>
